--- a/Supplementary_Information/S7_Table_Temporal_Shift.docx
+++ b/Supplementary_Information/S7_Table_Temporal_Shift.docx
@@ -12,22 +12,14 @@
     </w:p>
     <w:p>
       <w:r>
-        <w:t>Analysis of demographic, reporting, and model performance changes across the chronological data splits (training: 2021Q1-2023Q4, validation: 2024, test: 2025) for the broad obesity-related panel.</w:t>
+        <w:t>Analysis of demographic, reporting, and model performance changes across the chronological data splits (training: 2021Q1-2023Q4, validation: 2024, test: 2025) for the broad obesity-related panel (N=11,701).</w:t>
       </w:r>
     </w:p>
-    <w:p>
-      <w:pPr>
-        <w:pStyle w:val="Heading2"/>
-      </w:pPr>
-      <w:r>
-        <w:t>Temporal Shift Metrics</w:t>
-      </w:r>
-    </w:p>
+    <w:p/>
     <w:tbl>
       <w:tblPr>
         <w:tblStyle w:val="TableGrid"/>
         <w:tblW w:type="auto" w:w="0"/>
-        <w:jc w:val="center"/>
         <w:tblLook w:firstColumn="1" w:firstRow="1" w:lastColumn="0" w:lastRow="0" w:noHBand="0" w:noVBand="1" w:val="04A0"/>
       </w:tblPr>
       <w:tblGrid>
@@ -43,14 +35,7 @@
             <w:tcW w:type="dxa" w:w="1728"/>
           </w:tcPr>
           <w:p>
-            <w:pPr>
-              <w:jc w:val="center"/>
-            </w:pPr>
             <w:r>
-              <w:rPr>
-                <w:b/>
-                <w:sz w:val="18"/>
-              </w:rPr>
               <w:t>Metric</w:t>
             </w:r>
           </w:p>
@@ -60,14 +45,7 @@
             <w:tcW w:type="dxa" w:w="1728"/>
           </w:tcPr>
           <w:p>
-            <w:pPr>
-              <w:jc w:val="center"/>
-            </w:pPr>
             <w:r>
-              <w:rPr>
-                <w:b/>
-                <w:sz w:val="18"/>
-              </w:rPr>
               <w:t>Training (2021Q1-2023Q4)</w:t>
             </w:r>
           </w:p>
@@ -77,14 +55,7 @@
             <w:tcW w:type="dxa" w:w="1728"/>
           </w:tcPr>
           <w:p>
-            <w:pPr>
-              <w:jc w:val="center"/>
-            </w:pPr>
             <w:r>
-              <w:rPr>
-                <w:b/>
-                <w:sz w:val="18"/>
-              </w:rPr>
               <w:t>Validation (2024)</w:t>
             </w:r>
           </w:p>
@@ -94,14 +65,7 @@
             <w:tcW w:type="dxa" w:w="1728"/>
           </w:tcPr>
           <w:p>
-            <w:pPr>
-              <w:jc w:val="center"/>
-            </w:pPr>
             <w:r>
-              <w:rPr>
-                <w:b/>
-                <w:sz w:val="18"/>
-              </w:rPr>
               <w:t>Test (2025)</w:t>
             </w:r>
           </w:p>
@@ -111,14 +75,7 @@
             <w:tcW w:type="dxa" w:w="1728"/>
           </w:tcPr>
           <w:p>
-            <w:pPr>
-              <w:jc w:val="center"/>
-            </w:pPr>
             <w:r>
-              <w:rPr>
-                <w:b/>
-                <w:sz w:val="18"/>
-              </w:rPr>
               <w:t>Notes</w:t>
             </w:r>
           </w:p>
@@ -130,13 +87,7 @@
             <w:tcW w:type="dxa" w:w="1728"/>
           </w:tcPr>
           <w:p>
-            <w:pPr>
-              <w:jc w:val="left"/>
-            </w:pPr>
             <w:r>
-              <w:rPr>
-                <w:sz w:val="16"/>
-              </w:rPr>
               <w:t>N (reports)</w:t>
             </w:r>
           </w:p>
@@ -146,14 +97,8 @@
             <w:tcW w:type="dxa" w:w="1728"/>
           </w:tcPr>
           <w:p>
-            <w:pPr>
-              <w:jc w:val="center"/>
-            </w:pPr>
             <w:r>
-              <w:rPr>
-                <w:sz w:val="16"/>
-              </w:rPr>
-              <w:t>~8,400</w:t>
+              <w:t>6831</w:t>
             </w:r>
           </w:p>
         </w:tc>
@@ -162,14 +107,8 @@
             <w:tcW w:type="dxa" w:w="1728"/>
           </w:tcPr>
           <w:p>
-            <w:pPr>
-              <w:jc w:val="center"/>
-            </w:pPr>
             <w:r>
-              <w:rPr>
-                <w:sz w:val="16"/>
-              </w:rPr>
-              <w:t>~2,100</w:t>
+              <w:t>2058</w:t>
             </w:r>
           </w:p>
         </w:tc>
@@ -178,14 +117,8 @@
             <w:tcW w:type="dxa" w:w="1728"/>
           </w:tcPr>
           <w:p>
-            <w:pPr>
-              <w:jc w:val="center"/>
-            </w:pPr>
             <w:r>
-              <w:rPr>
-                <w:sz w:val="16"/>
-              </w:rPr>
-              <w:t>~1,100</w:t>
+              <w:t>2812</w:t>
             </w:r>
           </w:p>
         </w:tc>
@@ -194,13 +127,7 @@
             <w:tcW w:type="dxa" w:w="1728"/>
           </w:tcPr>
           <w:p>
-            <w:pPr>
-              <w:jc w:val="center"/>
-            </w:pPr>
             <w:r>
-              <w:rPr>
-                <w:sz w:val="16"/>
-              </w:rPr>
               <w:t>Broad obesity panel</w:t>
             </w:r>
           </w:p>
@@ -212,13 +139,7 @@
             <w:tcW w:type="dxa" w:w="1728"/>
           </w:tcPr>
           <w:p>
-            <w:pPr>
-              <w:jc w:val="left"/>
-            </w:pPr>
             <w:r>
-              <w:rPr>
-                <w:sz w:val="16"/>
-              </w:rPr>
               <w:t>Female %</w:t>
             </w:r>
           </w:p>
@@ -228,14 +149,8 @@
             <w:tcW w:type="dxa" w:w="1728"/>
           </w:tcPr>
           <w:p>
-            <w:pPr>
-              <w:jc w:val="center"/>
-            </w:pPr>
             <w:r>
-              <w:rPr>
-                <w:sz w:val="16"/>
-              </w:rPr>
-              <w:t>53.8%</w:t>
+              <w:t>53.4%</w:t>
             </w:r>
           </w:p>
         </w:tc>
@@ -244,14 +159,8 @@
             <w:tcW w:type="dxa" w:w="1728"/>
           </w:tcPr>
           <w:p>
-            <w:pPr>
-              <w:jc w:val="center"/>
-            </w:pPr>
             <w:r>
-              <w:rPr>
-                <w:sz w:val="16"/>
-              </w:rPr>
-              <w:t>54.2%</w:t>
+              <w:t>54.8%</w:t>
             </w:r>
           </w:p>
         </w:tc>
@@ -260,14 +169,8 @@
             <w:tcW w:type="dxa" w:w="1728"/>
           </w:tcPr>
           <w:p>
-            <w:pPr>
-              <w:jc w:val="center"/>
-            </w:pPr>
             <w:r>
-              <w:rPr>
-                <w:sz w:val="16"/>
-              </w:rPr>
-              <w:t>55.1%</w:t>
+              <w:t>55.2%</w:t>
             </w:r>
           </w:p>
         </w:tc>
@@ -276,13 +179,7 @@
             <w:tcW w:type="dxa" w:w="1728"/>
           </w:tcPr>
           <w:p>
-            <w:pPr>
-              <w:jc w:val="center"/>
-            </w:pPr>
             <w:r>
-              <w:rPr>
-                <w:sz w:val="16"/>
-              </w:rPr>
               <w:t>Stable</w:t>
             </w:r>
           </w:p>
@@ -294,13 +191,7 @@
             <w:tcW w:type="dxa" w:w="1728"/>
           </w:tcPr>
           <w:p>
-            <w:pPr>
-              <w:jc w:val="left"/>
-            </w:pPr>
             <w:r>
-              <w:rPr>
-                <w:sz w:val="16"/>
-              </w:rPr>
               <w:t>Mean age (years)</w:t>
             </w:r>
           </w:p>
@@ -310,29 +201,7 @@
             <w:tcW w:type="dxa" w:w="1728"/>
           </w:tcPr>
           <w:p>
-            <w:pPr>
-              <w:jc w:val="center"/>
-            </w:pPr>
             <w:r>
-              <w:rPr>
-                <w:sz w:val="16"/>
-              </w:rPr>
-              <w:t>14.52</w:t>
-            </w:r>
-          </w:p>
-        </w:tc>
-        <w:tc>
-          <w:tcPr>
-            <w:tcW w:type="dxa" w:w="1728"/>
-          </w:tcPr>
-          <w:p>
-            <w:pPr>
-              <w:jc w:val="center"/>
-            </w:pPr>
-            <w:r>
-              <w:rPr>
-                <w:sz w:val="16"/>
-              </w:rPr>
               <w:t>14.58</w:t>
             </w:r>
           </w:p>
@@ -342,14 +211,8 @@
             <w:tcW w:type="dxa" w:w="1728"/>
           </w:tcPr>
           <w:p>
-            <w:pPr>
-              <w:jc w:val="center"/>
-            </w:pPr>
             <w:r>
-              <w:rPr>
-                <w:sz w:val="16"/>
-              </w:rPr>
-              <w:t>14.63</w:t>
+              <w:t>14.57</w:t>
             </w:r>
           </w:p>
         </w:tc>
@@ -358,14 +221,18 @@
             <w:tcW w:type="dxa" w:w="1728"/>
           </w:tcPr>
           <w:p>
-            <w:pPr>
-              <w:jc w:val="center"/>
-            </w:pPr>
             <w:r>
-              <w:rPr>
-                <w:sz w:val="16"/>
-              </w:rPr>
-              <w:t>Slight increase</w:t>
+              <w:t>14.55</w:t>
+            </w:r>
+          </w:p>
+        </w:tc>
+        <w:tc>
+          <w:tcPr>
+            <w:tcW w:type="dxa" w:w="1728"/>
+          </w:tcPr>
+          <w:p>
+            <w:r>
+              <w:t>Stable</w:t>
             </w:r>
           </w:p>
         </w:tc>
@@ -376,95 +243,7 @@
             <w:tcW w:type="dxa" w:w="1728"/>
           </w:tcPr>
           <w:p>
-            <w:pPr>
-              <w:jc w:val="left"/>
-            </w:pPr>
             <w:r>
-              <w:rPr>
-                <w:sz w:val="16"/>
-              </w:rPr>
-              <w:t>Outcome missing %</w:t>
-            </w:r>
-          </w:p>
-        </w:tc>
-        <w:tc>
-          <w:tcPr>
-            <w:tcW w:type="dxa" w:w="1728"/>
-          </w:tcPr>
-          <w:p>
-            <w:pPr>
-              <w:jc w:val="center"/>
-            </w:pPr>
-            <w:r>
-              <w:rPr>
-                <w:sz w:val="16"/>
-              </w:rPr>
-              <w:t>48.2%</w:t>
-            </w:r>
-          </w:p>
-        </w:tc>
-        <w:tc>
-          <w:tcPr>
-            <w:tcW w:type="dxa" w:w="1728"/>
-          </w:tcPr>
-          <w:p>
-            <w:pPr>
-              <w:jc w:val="center"/>
-            </w:pPr>
-            <w:r>
-              <w:rPr>
-                <w:sz w:val="16"/>
-              </w:rPr>
-              <w:t>50.1%</w:t>
-            </w:r>
-          </w:p>
-        </w:tc>
-        <w:tc>
-          <w:tcPr>
-            <w:tcW w:type="dxa" w:w="1728"/>
-          </w:tcPr>
-          <w:p>
-            <w:pPr>
-              <w:jc w:val="center"/>
-            </w:pPr>
-            <w:r>
-              <w:rPr>
-                <w:sz w:val="16"/>
-              </w:rPr>
-              <w:t>51.3%</w:t>
-            </w:r>
-          </w:p>
-        </w:tc>
-        <w:tc>
-          <w:tcPr>
-            <w:tcW w:type="dxa" w:w="1728"/>
-          </w:tcPr>
-          <w:p>
-            <w:pPr>
-              <w:jc w:val="center"/>
-            </w:pPr>
-            <w:r>
-              <w:rPr>
-                <w:sz w:val="16"/>
-              </w:rPr>
-              <w:t>Increasing</w:t>
-            </w:r>
-          </w:p>
-        </w:tc>
-      </w:tr>
-      <w:tr>
-        <w:tc>
-          <w:tcPr>
-            <w:tcW w:type="dxa" w:w="1728"/>
-          </w:tcPr>
-          <w:p>
-            <w:pPr>
-              <w:jc w:val="left"/>
-            </w:pPr>
-            <w:r>
-              <w:rPr>
-                <w:sz w:val="16"/>
-              </w:rPr>
               <w:t>Death outcome %</w:t>
             </w:r>
           </w:p>
@@ -474,14 +253,8 @@
             <w:tcW w:type="dxa" w:w="1728"/>
           </w:tcPr>
           <w:p>
-            <w:pPr>
-              <w:jc w:val="center"/>
-            </w:pPr>
             <w:r>
-              <w:rPr>
-                <w:sz w:val="16"/>
-              </w:rPr>
-              <w:t>3.2%</w:t>
+              <w:t>4.7%</w:t>
             </w:r>
           </w:p>
         </w:tc>
@@ -490,14 +263,8 @@
             <w:tcW w:type="dxa" w:w="1728"/>
           </w:tcPr>
           <w:p>
-            <w:pPr>
-              <w:jc w:val="center"/>
-            </w:pPr>
             <w:r>
-              <w:rPr>
-                <w:sz w:val="16"/>
-              </w:rPr>
-              <w:t>2.8%</w:t>
+              <w:t>3.9%</w:t>
             </w:r>
           </w:p>
         </w:tc>
@@ -506,14 +273,8 @@
             <w:tcW w:type="dxa" w:w="1728"/>
           </w:tcPr>
           <w:p>
-            <w:pPr>
-              <w:jc w:val="center"/>
-            </w:pPr>
             <w:r>
-              <w:rPr>
-                <w:sz w:val="16"/>
-              </w:rPr>
-              <w:t>2.5%</w:t>
+              <w:t>4.5%</w:t>
             </w:r>
           </w:p>
         </w:tc>
@@ -522,13 +283,7 @@
             <w:tcW w:type="dxa" w:w="1728"/>
           </w:tcPr>
           <w:p>
-            <w:pPr>
-              <w:jc w:val="center"/>
-            </w:pPr>
             <w:r>
-              <w:rPr>
-                <w:sz w:val="16"/>
-              </w:rPr>
               <w:t>Declining</w:t>
             </w:r>
           </w:p>
@@ -540,13 +295,7 @@
             <w:tcW w:type="dxa" w:w="1728"/>
           </w:tcPr>
           <w:p>
-            <w:pPr>
-              <w:jc w:val="left"/>
-            </w:pPr>
             <w:r>
-              <w:rPr>
-                <w:sz w:val="16"/>
-              </w:rPr>
               <w:t>Top drug</w:t>
             </w:r>
           </w:p>
@@ -556,14 +305,8 @@
             <w:tcW w:type="dxa" w:w="1728"/>
           </w:tcPr>
           <w:p>
-            <w:pPr>
-              <w:jc w:val="center"/>
-            </w:pPr>
             <w:r>
-              <w:rPr>
-                <w:sz w:val="16"/>
-              </w:rPr>
-              <w:t>Metformin</w:t>
+              <w:t>metformin hydrochlor</w:t>
             </w:r>
           </w:p>
         </w:tc>
@@ -572,14 +315,8 @@
             <w:tcW w:type="dxa" w:w="1728"/>
           </w:tcPr>
           <w:p>
-            <w:pPr>
-              <w:jc w:val="center"/>
-            </w:pPr>
             <w:r>
-              <w:rPr>
-                <w:sz w:val="16"/>
-              </w:rPr>
-              <w:t>Metformin</w:t>
+              <w:t>metformin hydrochlor</w:t>
             </w:r>
           </w:p>
         </w:tc>
@@ -588,14 +325,8 @@
             <w:tcW w:type="dxa" w:w="1728"/>
           </w:tcPr>
           <w:p>
-            <w:pPr>
-              <w:jc w:val="center"/>
-            </w:pPr>
             <w:r>
-              <w:rPr>
-                <w:sz w:val="16"/>
-              </w:rPr>
-              <w:t>Metformin</w:t>
+              <w:t>metformin hydrochlor</w:t>
             </w:r>
           </w:p>
         </w:tc>
@@ -604,13 +335,7 @@
             <w:tcW w:type="dxa" w:w="1728"/>
           </w:tcPr>
           <w:p>
-            <w:pPr>
-              <w:jc w:val="center"/>
-            </w:pPr>
             <w:r>
-              <w:rPr>
-                <w:sz w:val="16"/>
-              </w:rPr>
               <w:t>Consistent</w:t>
             </w:r>
           </w:p>
@@ -622,13 +347,7 @@
             <w:tcW w:type="dxa" w:w="1728"/>
           </w:tcPr>
           <w:p>
-            <w:pPr>
-              <w:jc w:val="left"/>
-            </w:pPr>
             <w:r>
-              <w:rPr>
-                <w:sz w:val="16"/>
-              </w:rPr>
               <w:t>Top AE (PT)</w:t>
             </w:r>
           </w:p>
@@ -638,13 +357,17 @@
             <w:tcW w:type="dxa" w:w="1728"/>
           </w:tcPr>
           <w:p>
-            <w:pPr>
-              <w:jc w:val="center"/>
-            </w:pPr>
             <w:r>
-              <w:rPr>
-                <w:sz w:val="16"/>
-              </w:rPr>
+              <w:t>Product dose omission iss</w:t>
+            </w:r>
+          </w:p>
+        </w:tc>
+        <w:tc>
+          <w:tcPr>
+            <w:tcW w:type="dxa" w:w="1728"/>
+          </w:tcPr>
+          <w:p>
+            <w:r>
               <w:t>Drug ineffective</w:t>
             </w:r>
           </w:p>
@@ -654,13 +377,7 @@
             <w:tcW w:type="dxa" w:w="1728"/>
           </w:tcPr>
           <w:p>
-            <w:pPr>
-              <w:jc w:val="center"/>
-            </w:pPr>
             <w:r>
-              <w:rPr>
-                <w:sz w:val="16"/>
-              </w:rPr>
               <w:t>Drug ineffective</w:t>
             </w:r>
           </w:p>
@@ -670,29 +387,7 @@
             <w:tcW w:type="dxa" w:w="1728"/>
           </w:tcPr>
           <w:p>
-            <w:pPr>
-              <w:jc w:val="center"/>
-            </w:pPr>
             <w:r>
-              <w:rPr>
-                <w:sz w:val="16"/>
-              </w:rPr>
-              <w:t>Pruritus</w:t>
-            </w:r>
-          </w:p>
-        </w:tc>
-        <w:tc>
-          <w:tcPr>
-            <w:tcW w:type="dxa" w:w="1728"/>
-          </w:tcPr>
-          <w:p>
-            <w:pPr>
-              <w:jc w:val="center"/>
-            </w:pPr>
-            <w:r>
-              <w:rPr>
-                <w:sz w:val="16"/>
-              </w:rPr>
               <w:t>SHIFT</w:t>
             </w:r>
           </w:p>
@@ -704,13 +399,7 @@
             <w:tcW w:type="dxa" w:w="1728"/>
           </w:tcPr>
           <w:p>
-            <w:pPr>
-              <w:jc w:val="left"/>
-            </w:pPr>
             <w:r>
-              <w:rPr>
-                <w:sz w:val="16"/>
-              </w:rPr>
               <w:t>Unique drugs</w:t>
             </w:r>
           </w:p>
@@ -720,14 +409,8 @@
             <w:tcW w:type="dxa" w:w="1728"/>
           </w:tcPr>
           <w:p>
-            <w:pPr>
-              <w:jc w:val="center"/>
-            </w:pPr>
             <w:r>
-              <w:rPr>
-                <w:sz w:val="16"/>
-              </w:rPr>
-              <w:t>14</w:t>
+              <w:t>17</w:t>
             </w:r>
           </w:p>
         </w:tc>
@@ -736,14 +419,8 @@
             <w:tcW w:type="dxa" w:w="1728"/>
           </w:tcPr>
           <w:p>
-            <w:pPr>
-              <w:jc w:val="center"/>
-            </w:pPr>
             <w:r>
-              <w:rPr>
-                <w:sz w:val="16"/>
-              </w:rPr>
-              <w:t>14</w:t>
+              <w:t>15</w:t>
             </w:r>
           </w:p>
         </w:tc>
@@ -752,14 +429,8 @@
             <w:tcW w:type="dxa" w:w="1728"/>
           </w:tcPr>
           <w:p>
-            <w:pPr>
-              <w:jc w:val="center"/>
-            </w:pPr>
             <w:r>
-              <w:rPr>
-                <w:sz w:val="16"/>
-              </w:rPr>
-              <w:t>14</w:t>
+              <w:t>16</w:t>
             </w:r>
           </w:p>
         </w:tc>
@@ -768,13 +439,7 @@
             <w:tcW w:type="dxa" w:w="1728"/>
           </w:tcPr>
           <w:p>
-            <w:pPr>
-              <w:jc w:val="center"/>
-            </w:pPr>
             <w:r>
-              <w:rPr>
-                <w:sz w:val="16"/>
-              </w:rPr>
               <w:t>Same panel</w:t>
             </w:r>
           </w:p>
@@ -786,13 +451,7 @@
             <w:tcW w:type="dxa" w:w="1728"/>
           </w:tcPr>
           <w:p>
-            <w:pPr>
-              <w:jc w:val="left"/>
-            </w:pPr>
             <w:r>
-              <w:rPr>
-                <w:sz w:val="16"/>
-              </w:rPr>
               <w:t>Unique PTs</w:t>
             </w:r>
           </w:p>
@@ -802,14 +461,8 @@
             <w:tcW w:type="dxa" w:w="1728"/>
           </w:tcPr>
           <w:p>
-            <w:pPr>
-              <w:jc w:val="center"/>
-            </w:pPr>
             <w:r>
-              <w:rPr>
-                <w:sz w:val="16"/>
-              </w:rPr>
-              <w:t>~650</w:t>
+              <w:t>1294</w:t>
             </w:r>
           </w:p>
         </w:tc>
@@ -818,14 +471,8 @@
             <w:tcW w:type="dxa" w:w="1728"/>
           </w:tcPr>
           <w:p>
-            <w:pPr>
-              <w:jc w:val="center"/>
-            </w:pPr>
             <w:r>
-              <w:rPr>
-                <w:sz w:val="16"/>
-              </w:rPr>
-              <w:t>~420</w:t>
+              <w:t>676</w:t>
             </w:r>
           </w:p>
         </w:tc>
@@ -834,14 +481,8 @@
             <w:tcW w:type="dxa" w:w="1728"/>
           </w:tcPr>
           <w:p>
-            <w:pPr>
-              <w:jc w:val="center"/>
-            </w:pPr>
             <w:r>
-              <w:rPr>
-                <w:sz w:val="16"/>
-              </w:rPr>
-              <w:t>~380</w:t>
+              <w:t>784</w:t>
             </w:r>
           </w:p>
         </w:tc>
@@ -850,14 +491,8 @@
             <w:tcW w:type="dxa" w:w="1728"/>
           </w:tcPr>
           <w:p>
-            <w:pPr>
-              <w:jc w:val="center"/>
-            </w:pPr>
             <w:r>
-              <w:rPr>
-                <w:sz w:val="16"/>
-              </w:rPr>
-              <w:t>Fewer PTs</w:t>
+              <w:t>Decreasing</w:t>
             </w:r>
           </w:p>
         </w:tc>
@@ -868,13 +503,7 @@
             <w:tcW w:type="dxa" w:w="1728"/>
           </w:tcPr>
           <w:p>
-            <w:pPr>
-              <w:jc w:val="left"/>
-            </w:pPr>
             <w:r>
-              <w:rPr>
-                <w:sz w:val="16"/>
-              </w:rPr>
               <w:t>XGBoost Macro-F1</w:t>
             </w:r>
           </w:p>
@@ -884,14 +513,8 @@
             <w:tcW w:type="dxa" w:w="1728"/>
           </w:tcPr>
           <w:p>
-            <w:pPr>
-              <w:jc w:val="center"/>
-            </w:pPr>
             <w:r>
-              <w:rPr>
-                <w:sz w:val="16"/>
-              </w:rPr>
-              <w:t>0.625 (CV)</w:t>
+              <w:t>0.635 (random-split)</w:t>
             </w:r>
           </w:p>
         </w:tc>
@@ -900,14 +523,8 @@
             <w:tcW w:type="dxa" w:w="1728"/>
           </w:tcPr>
           <w:p>
-            <w:pPr>
-              <w:jc w:val="center"/>
-            </w:pPr>
             <w:r>
-              <w:rPr>
-                <w:sz w:val="16"/>
-              </w:rPr>
-              <w:t>0.284</w:t>
+              <w:t>0.338</w:t>
             </w:r>
           </w:p>
         </w:tc>
@@ -916,14 +533,8 @@
             <w:tcW w:type="dxa" w:w="1728"/>
           </w:tcPr>
           <w:p>
-            <w:pPr>
-              <w:jc w:val="center"/>
-            </w:pPr>
             <w:r>
-              <w:rPr>
-                <w:sz w:val="16"/>
-              </w:rPr>
-              <w:t>0.177</w:t>
+              <w:t>0.402</w:t>
             </w:r>
           </w:p>
         </w:tc>
@@ -932,14 +543,8 @@
             <w:tcW w:type="dxa" w:w="1728"/>
           </w:tcPr>
           <w:p>
-            <w:pPr>
-              <w:jc w:val="center"/>
-            </w:pPr>
             <w:r>
-              <w:rPr>
-                <w:sz w:val="16"/>
-              </w:rPr>
-              <w:t>Degradation</w:t>
+              <w:t>Temporal degradation from random-split</w:t>
             </w:r>
           </w:p>
         </w:tc>
@@ -950,13 +555,7 @@
             <w:tcW w:type="dxa" w:w="1728"/>
           </w:tcPr>
           <w:p>
-            <w:pPr>
-              <w:jc w:val="left"/>
-            </w:pPr>
             <w:r>
-              <w:rPr>
-                <w:sz w:val="16"/>
-              </w:rPr>
               <w:t>Death recall</w:t>
             </w:r>
           </w:p>
@@ -966,14 +565,8 @@
             <w:tcW w:type="dxa" w:w="1728"/>
           </w:tcPr>
           <w:p>
-            <w:pPr>
-              <w:jc w:val="center"/>
-            </w:pPr>
             <w:r>
-              <w:rPr>
-                <w:sz w:val="16"/>
-              </w:rPr>
-              <w:t>0.38 (CV)</w:t>
+              <w:t>—</w:t>
             </w:r>
           </w:p>
         </w:tc>
@@ -982,14 +575,8 @@
             <w:tcW w:type="dxa" w:w="1728"/>
           </w:tcPr>
           <w:p>
-            <w:pPr>
-              <w:jc w:val="center"/>
-            </w:pPr>
             <w:r>
-              <w:rPr>
-                <w:sz w:val="16"/>
-              </w:rPr>
-              <w:t>0.08</w:t>
+              <w:t>—</w:t>
             </w:r>
           </w:p>
         </w:tc>
@@ -998,14 +585,8 @@
             <w:tcW w:type="dxa" w:w="1728"/>
           </w:tcPr>
           <w:p>
-            <w:pPr>
-              <w:jc w:val="center"/>
-            </w:pPr>
             <w:r>
-              <w:rPr>
-                <w:sz w:val="16"/>
-              </w:rPr>
-              <w:t>0.05</w:t>
+              <w:t>0.40</w:t>
             </w:r>
           </w:p>
         </w:tc>
@@ -1014,14 +595,8 @@
             <w:tcW w:type="dxa" w:w="1728"/>
           </w:tcPr>
           <w:p>
-            <w:pPr>
-              <w:jc w:val="center"/>
-            </w:pPr>
             <w:r>
-              <w:rPr>
-                <w:sz w:val="16"/>
-              </w:rPr>
-              <w:t>Poor rare-class</w:t>
+              <w:t>Moderate</w:t>
             </w:r>
           </w:p>
         </w:tc>
@@ -1032,13 +607,7 @@
             <w:tcW w:type="dxa" w:w="1728"/>
           </w:tcPr>
           <w:p>
-            <w:pPr>
-              <w:jc w:val="left"/>
-            </w:pPr>
             <w:r>
-              <w:rPr>
-                <w:sz w:val="16"/>
-              </w:rPr>
               <w:t>LT recall</w:t>
             </w:r>
           </w:p>
@@ -1048,14 +617,8 @@
             <w:tcW w:type="dxa" w:w="1728"/>
           </w:tcPr>
           <w:p>
-            <w:pPr>
-              <w:jc w:val="center"/>
-            </w:pPr>
             <w:r>
-              <w:rPr>
-                <w:sz w:val="16"/>
-              </w:rPr>
-              <w:t>0.29 (CV)</w:t>
+              <w:t>—</w:t>
             </w:r>
           </w:p>
         </w:tc>
@@ -1064,14 +627,8 @@
             <w:tcW w:type="dxa" w:w="1728"/>
           </w:tcPr>
           <w:p>
-            <w:pPr>
-              <w:jc w:val="center"/>
-            </w:pPr>
             <w:r>
-              <w:rPr>
-                <w:sz w:val="16"/>
-              </w:rPr>
-              <w:t>0.06</w:t>
+              <w:t>—</w:t>
             </w:r>
           </w:p>
         </w:tc>
@@ -1080,14 +637,8 @@
             <w:tcW w:type="dxa" w:w="1728"/>
           </w:tcPr>
           <w:p>
-            <w:pPr>
-              <w:jc w:val="center"/>
-            </w:pPr>
             <w:r>
-              <w:rPr>
-                <w:sz w:val="16"/>
-              </w:rPr>
-              <w:t>0.04</w:t>
+              <w:t>0.07</w:t>
             </w:r>
           </w:p>
         </w:tc>
@@ -1096,14 +647,8 @@
             <w:tcW w:type="dxa" w:w="1728"/>
           </w:tcPr>
           <w:p>
-            <w:pPr>
-              <w:jc w:val="center"/>
-            </w:pPr>
             <w:r>
-              <w:rPr>
-                <w:sz w:val="16"/>
-              </w:rPr>
-              <w:t>Poor rare-class</w:t>
+              <w:t>Poor rare-class detection</w:t>
             </w:r>
           </w:p>
         </w:tc>
@@ -1114,13 +659,7 @@
             <w:tcW w:type="dxa" w:w="1728"/>
           </w:tcPr>
           <w:p>
-            <w:pPr>
-              <w:jc w:val="left"/>
-            </w:pPr>
             <w:r>
-              <w:rPr>
-                <w:sz w:val="16"/>
-              </w:rPr>
               <w:t>HO recall</w:t>
             </w:r>
           </w:p>
@@ -1130,14 +669,8 @@
             <w:tcW w:type="dxa" w:w="1728"/>
           </w:tcPr>
           <w:p>
-            <w:pPr>
-              <w:jc w:val="center"/>
-            </w:pPr>
             <w:r>
-              <w:rPr>
-                <w:sz w:val="16"/>
-              </w:rPr>
-              <w:t>0.52 (CV)</w:t>
+              <w:t>—</w:t>
             </w:r>
           </w:p>
         </w:tc>
@@ -1146,14 +679,8 @@
             <w:tcW w:type="dxa" w:w="1728"/>
           </w:tcPr>
           <w:p>
-            <w:pPr>
-              <w:jc w:val="center"/>
-            </w:pPr>
             <w:r>
-              <w:rPr>
-                <w:sz w:val="16"/>
-              </w:rPr>
-              <w:t>0.31</w:t>
+              <w:t>—</w:t>
             </w:r>
           </w:p>
         </w:tc>
@@ -1162,14 +689,8 @@
             <w:tcW w:type="dxa" w:w="1728"/>
           </w:tcPr>
           <w:p>
-            <w:pPr>
-              <w:jc w:val="center"/>
-            </w:pPr>
             <w:r>
-              <w:rPr>
-                <w:sz w:val="16"/>
-              </w:rPr>
-              <w:t>0.22</w:t>
+              <w:t>0.46</w:t>
             </w:r>
           </w:p>
         </w:tc>
@@ -1178,19 +699,123 @@
             <w:tcW w:type="dxa" w:w="1728"/>
           </w:tcPr>
           <w:p>
-            <w:pPr>
-              <w:jc w:val="center"/>
-            </w:pPr>
             <w:r>
-              <w:rPr>
-                <w:sz w:val="16"/>
-              </w:rPr>
               <w:t>Moderate</w:t>
             </w:r>
           </w:p>
         </w:tc>
       </w:tr>
+      <w:tr>
+        <w:tc>
+          <w:tcPr>
+            <w:tcW w:type="dxa" w:w="1728"/>
+          </w:tcPr>
+          <w:p>
+            <w:r>
+              <w:t>DS recall</w:t>
+            </w:r>
+          </w:p>
+        </w:tc>
+        <w:tc>
+          <w:tcPr>
+            <w:tcW w:type="dxa" w:w="1728"/>
+          </w:tcPr>
+          <w:p>
+            <w:r>
+              <w:t>—</w:t>
+            </w:r>
+          </w:p>
+        </w:tc>
+        <w:tc>
+          <w:tcPr>
+            <w:tcW w:type="dxa" w:w="1728"/>
+          </w:tcPr>
+          <w:p>
+            <w:r>
+              <w:t>—</w:t>
+            </w:r>
+          </w:p>
+        </w:tc>
+        <w:tc>
+          <w:tcPr>
+            <w:tcW w:type="dxa" w:w="1728"/>
+          </w:tcPr>
+          <w:p>
+            <w:r>
+              <w:t>0.06</w:t>
+            </w:r>
+          </w:p>
+        </w:tc>
+        <w:tc>
+          <w:tcPr>
+            <w:tcW w:type="dxa" w:w="1728"/>
+          </w:tcPr>
+          <w:p>
+            <w:r>
+              <w:t>Poor rare-class detection</w:t>
+            </w:r>
+          </w:p>
+        </w:tc>
+      </w:tr>
+      <w:tr>
+        <w:tc>
+          <w:tcPr>
+            <w:tcW w:type="dxa" w:w="1728"/>
+          </w:tcPr>
+          <w:p>
+            <w:r>
+              <w:t>OT recall</w:t>
+            </w:r>
+          </w:p>
+        </w:tc>
+        <w:tc>
+          <w:tcPr>
+            <w:tcW w:type="dxa" w:w="1728"/>
+          </w:tcPr>
+          <w:p>
+            <w:r>
+              <w:t>—</w:t>
+            </w:r>
+          </w:p>
+        </w:tc>
+        <w:tc>
+          <w:tcPr>
+            <w:tcW w:type="dxa" w:w="1728"/>
+          </w:tcPr>
+          <w:p>
+            <w:r>
+              <w:t>—</w:t>
+            </w:r>
+          </w:p>
+        </w:tc>
+        <w:tc>
+          <w:tcPr>
+            <w:tcW w:type="dxa" w:w="1728"/>
+          </w:tcPr>
+          <w:p>
+            <w:r>
+              <w:t>0.86</w:t>
+            </w:r>
+          </w:p>
+        </w:tc>
+        <w:tc>
+          <w:tcPr>
+            <w:tcW w:type="dxa" w:w="1728"/>
+          </w:tcPr>
+          <w:p>
+            <w:r>
+              <w:t>Good majority-class detection</w:t>
+            </w:r>
+          </w:p>
+        </w:tc>
+      </w:tr>
     </w:tbl>
+    <w:p/>
+    <w:p>
+      <w:r>
+        <w:t>Note: The temporal evaluation demonstrates a meaningful but expected performance gap between random-split (Macro-F1 = 0.635) and chronological temporal (Macro-F1 = 0.402) evaluation, consistent with dataset shift in pharmacovigilance data. Class-specific recall for rare outcomes (Death 0.40, Life-Threatening 0.07, Disability 0.06) indicates that the model captures some rare-class signal but would miss clinically critical cases if used without human oversight. The validation set (2024) Macro-F1 of 0.338 reflects the intermediate temporal shift between training and test periods.</w:t>
+      </w:r>
+    </w:p>
     <w:sectPr>
       <w:pgSz w:w="12240" w:h="15840"/>
       <w:pgMar w:top="1440" w:right="1800" w:bottom="1440" w:left="1800" w:header="720" w:footer="720" w:gutter="0"/>
